--- a/docs/初期設定マニュアル_v2.3.docx
+++ b/docs/初期設定マニュアル_v2.3.docx
@@ -16345,7 +16345,7 @@
                 <w:sz w:val="19"/>
                 <w:szCs w:val="19"/>
               </w:rPr>
-              <w:t xml:space="preserve">承認後も編集を許す範囲</w:t>
+              <w:t xml:space="preserve">書類作成時に編集を許す範囲</w:t>
             </w:r>
           </w:p>
         </w:tc>
@@ -16371,7 +16371,113 @@
                 <w:sz w:val="19"/>
                 <w:szCs w:val="19"/>
               </w:rPr>
-              <w:t xml:space="preserve">Constants.gs の QUOTE_UNPROTECTED_RANGES_AFTER_APPROVAL（既定 J21:O54）</w:t>
+              <w:t xml:space="preserve">Constants.gs の DOC_EDITABLE_RANGES（書類種別ごと）</w:t>
+            </w:r>
+          </w:p>
+        </w:tc>
+      </w:tr>
+      <w:tr>
+        <w:tc>
+          <w:tcPr>
+            <w:tcW w:type="dxa" w:w="2800"/>
+            <w:tcMar>
+              <w:top w:type="dxa" w:w="80"/>
+              <w:left w:type="dxa" w:w="110"/>
+              <w:bottom w:type="dxa" w:w="80"/>
+              <w:right w:type="dxa" w:w="110"/>
+            </w:tcMar>
+          </w:tcPr>
+          <w:p>
+            <w:pPr>
+              <w:spacing w:after="0"/>
+            </w:pPr>
+            <w:r>
+              <w:rPr>
+                <w:b w:val="false"/>
+                <w:bCs w:val="false"/>
+                <w:sz w:val="19"/>
+                <w:szCs w:val="19"/>
+              </w:rPr>
+              <w:t xml:space="preserve">見積書で常に編集を許す範囲</w:t>
+            </w:r>
+          </w:p>
+        </w:tc>
+        <w:tc>
+          <w:tcPr>
+            <w:tcW w:type="dxa" w:w="6200"/>
+            <w:tcMar>
+              <w:top w:type="dxa" w:w="80"/>
+              <w:left w:type="dxa" w:w="110"/>
+              <w:bottom w:type="dxa" w:w="80"/>
+              <w:right w:type="dxa" w:w="110"/>
+            </w:tcMar>
+          </w:tcPr>
+          <w:p>
+            <w:pPr>
+              <w:spacing w:after="0"/>
+            </w:pPr>
+            <w:r>
+              <w:rPr>
+                <w:b w:val="false"/>
+                <w:bCs w:val="false"/>
+                <w:sz w:val="19"/>
+                <w:szCs w:val="19"/>
+              </w:rPr>
+              <w:t xml:space="preserve">Constants.gs の QUOTE_ALWAYS_EDITABLE_RANGES（既定 J22:O47 / N53）</w:t>
+            </w:r>
+          </w:p>
+        </w:tc>
+      </w:tr>
+      <w:tr>
+        <w:tc>
+          <w:tcPr>
+            <w:tcW w:type="dxa" w:w="2800"/>
+            <w:shd w:fill="F5F7FA" w:val="clear"/>
+            <w:tcMar>
+              <w:top w:type="dxa" w:w="80"/>
+              <w:left w:type="dxa" w:w="110"/>
+              <w:bottom w:type="dxa" w:w="80"/>
+              <w:right w:type="dxa" w:w="110"/>
+            </w:tcMar>
+          </w:tcPr>
+          <w:p>
+            <w:pPr>
+              <w:spacing w:after="0"/>
+            </w:pPr>
+            <w:r>
+              <w:rPr>
+                <w:b w:val="false"/>
+                <w:bCs w:val="false"/>
+                <w:sz w:val="19"/>
+                <w:szCs w:val="19"/>
+              </w:rPr>
+              <w:t xml:space="preserve">ロック時に表示する説明</w:t>
+            </w:r>
+          </w:p>
+        </w:tc>
+        <w:tc>
+          <w:tcPr>
+            <w:tcW w:type="dxa" w:w="6200"/>
+            <w:shd w:fill="F5F7FA" w:val="clear"/>
+            <w:tcMar>
+              <w:top w:type="dxa" w:w="80"/>
+              <w:left w:type="dxa" w:w="110"/>
+              <w:bottom w:type="dxa" w:w="80"/>
+              <w:right w:type="dxa" w:w="110"/>
+            </w:tcMar>
+          </w:tcPr>
+          <w:p>
+            <w:pPr>
+              <w:spacing w:after="0"/>
+            </w:pPr>
+            <w:r>
+              <w:rPr>
+                <w:b w:val="false"/>
+                <w:bCs w:val="false"/>
+                <w:sz w:val="19"/>
+                <w:szCs w:val="19"/>
+              </w:rPr>
+              <w:t xml:space="preserve">Constants.gs の DOC_LOCK_MESSAGE</w:t>
             </w:r>
           </w:p>
         </w:tc>

--- a/docs/初期設定マニュアル_v2.3.docx
+++ b/docs/初期設定マニュアル_v2.3.docx
@@ -12780,7 +12780,7 @@
                 <w:sz w:val="19"/>
                 <w:szCs w:val="19"/>
               </w:rPr>
-              <w:t xml:space="preserve">書類の「ファイル &gt; ダウンロード」を確認</w:t>
+              <w:t xml:space="preserve">書類の宛先欄（B8）を編集してみる</w:t>
             </w:r>
           </w:p>
         </w:tc>
@@ -12806,7 +12806,7 @@
                 <w:sz w:val="19"/>
                 <w:szCs w:val="19"/>
               </w:rPr>
-              <w:t xml:space="preserve">閲覧権限の利用者には表示されない</w:t>
+              <w:t xml:space="preserve">保護されており編集できない</w:t>
             </w:r>
           </w:p>
         </w:tc>
@@ -12833,6 +12833,84 @@
                 <w:sz w:val="19"/>
                 <w:szCs w:val="19"/>
               </w:rPr>
+              <w:t xml:space="preserve">7-3</w:t>
+            </w:r>
+          </w:p>
+        </w:tc>
+        <w:tc>
+          <w:tcPr>
+            <w:tcW w:type="dxa" w:w="3500"/>
+            <w:tcMar>
+              <w:top w:type="dxa" w:w="80"/>
+              <w:left w:type="dxa" w:w="110"/>
+              <w:bottom w:type="dxa" w:w="80"/>
+              <w:right w:type="dxa" w:w="110"/>
+            </w:tcMar>
+          </w:tcPr>
+          <w:p>
+            <w:pPr>
+              <w:spacing w:after="0"/>
+            </w:pPr>
+            <w:r>
+              <w:rPr>
+                <w:b w:val="false"/>
+                <w:bCs w:val="false"/>
+                <w:sz w:val="19"/>
+                <w:szCs w:val="19"/>
+              </w:rPr>
+              <w:t xml:space="preserve">書類の明細欄（B22）を編集してみる</w:t>
+            </w:r>
+          </w:p>
+        </w:tc>
+        <w:tc>
+          <w:tcPr>
+            <w:tcW w:type="dxa" w:w="5000"/>
+            <w:tcMar>
+              <w:top w:type="dxa" w:w="80"/>
+              <w:left w:type="dxa" w:w="110"/>
+              <w:bottom w:type="dxa" w:w="80"/>
+              <w:right w:type="dxa" w:w="110"/>
+            </w:tcMar>
+          </w:tcPr>
+          <w:p>
+            <w:pPr>
+              <w:spacing w:after="0"/>
+            </w:pPr>
+            <w:r>
+              <w:rPr>
+                <w:b w:val="false"/>
+                <w:bCs w:val="false"/>
+                <w:sz w:val="19"/>
+                <w:szCs w:val="19"/>
+              </w:rPr>
+              <w:t xml:space="preserve">編集できる（入力範囲は保護対象外）</w:t>
+            </w:r>
+          </w:p>
+        </w:tc>
+      </w:tr>
+      <w:tr>
+        <w:tc>
+          <w:tcPr>
+            <w:tcW w:type="dxa" w:w="500"/>
+            <w:shd w:fill="F5F7FA" w:val="clear"/>
+            <w:tcMar>
+              <w:top w:type="dxa" w:w="80"/>
+              <w:left w:type="dxa" w:w="110"/>
+              <w:bottom w:type="dxa" w:w="80"/>
+              <w:right w:type="dxa" w:w="110"/>
+            </w:tcMar>
+          </w:tcPr>
+          <w:p>
+            <w:pPr>
+              <w:spacing w:after="0"/>
+            </w:pPr>
+            <w:r>
+              <w:rPr>
+                <w:b w:val="false"/>
+                <w:bCs w:val="false"/>
+                <w:sz w:val="19"/>
+                <w:szCs w:val="19"/>
+              </w:rPr>
               <w:t xml:space="preserve">8</w:t>
             </w:r>
           </w:p>
@@ -12840,6 +12918,7 @@
         <w:tc>
           <w:tcPr>
             <w:tcW w:type="dxa" w:w="3500"/>
+            <w:shd w:fill="F5F7FA" w:val="clear"/>
             <w:tcMar>
               <w:top w:type="dxa" w:w="80"/>
               <w:left w:type="dxa" w:w="110"/>
@@ -12865,6 +12944,7 @@
         <w:tc>
           <w:tcPr>
             <w:tcW w:type="dxa" w:w="5000"/>
+            <w:shd w:fill="F5F7FA" w:val="clear"/>
             <w:tcMar>
               <w:top w:type="dxa" w:w="80"/>
               <w:left w:type="dxa" w:w="110"/>
@@ -12892,7 +12972,6 @@
         <w:tc>
           <w:tcPr>
             <w:tcW w:type="dxa" w:w="500"/>
-            <w:shd w:fill="F5F7FA" w:val="clear"/>
             <w:tcMar>
               <w:top w:type="dxa" w:w="80"/>
               <w:left w:type="dxa" w:w="110"/>
@@ -12918,7 +12997,6 @@
         <w:tc>
           <w:tcPr>
             <w:tcW w:type="dxa" w:w="3500"/>
-            <w:shd w:fill="F5F7FA" w:val="clear"/>
             <w:tcMar>
               <w:top w:type="dxa" w:w="80"/>
               <w:left w:type="dxa" w:w="110"/>
@@ -12944,7 +13022,6 @@
         <w:tc>
           <w:tcPr>
             <w:tcW w:type="dxa" w:w="5000"/>
-            <w:shd w:fill="F5F7FA" w:val="clear"/>
             <w:tcMar>
               <w:top w:type="dxa" w:w="80"/>
               <w:left w:type="dxa" w:w="110"/>
@@ -12972,6 +13049,7 @@
         <w:tc>
           <w:tcPr>
             <w:tcW w:type="dxa" w:w="500"/>
+            <w:shd w:fill="F5F7FA" w:val="clear"/>
             <w:tcMar>
               <w:top w:type="dxa" w:w="80"/>
               <w:left w:type="dxa" w:w="110"/>
@@ -12997,6 +13075,7 @@
         <w:tc>
           <w:tcPr>
             <w:tcW w:type="dxa" w:w="3500"/>
+            <w:shd w:fill="F5F7FA" w:val="clear"/>
             <w:tcMar>
               <w:top w:type="dxa" w:w="80"/>
               <w:left w:type="dxa" w:w="110"/>
@@ -13022,6 +13101,7 @@
         <w:tc>
           <w:tcPr>
             <w:tcW w:type="dxa" w:w="5000"/>
+            <w:shd w:fill="F5F7FA" w:val="clear"/>
             <w:tcMar>
               <w:top w:type="dxa" w:w="80"/>
               <w:left w:type="dxa" w:w="110"/>
@@ -13049,7 +13129,6 @@
         <w:tc>
           <w:tcPr>
             <w:tcW w:type="dxa" w:w="500"/>
-            <w:shd w:fill="F5F7FA" w:val="clear"/>
             <w:tcMar>
               <w:top w:type="dxa" w:w="80"/>
               <w:left w:type="dxa" w:w="110"/>
@@ -13075,7 +13154,6 @@
         <w:tc>
           <w:tcPr>
             <w:tcW w:type="dxa" w:w="3500"/>
-            <w:shd w:fill="F5F7FA" w:val="clear"/>
             <w:tcMar>
               <w:top w:type="dxa" w:w="80"/>
               <w:left w:type="dxa" w:w="110"/>
@@ -13101,7 +13179,6 @@
         <w:tc>
           <w:tcPr>
             <w:tcW w:type="dxa" w:w="5000"/>
-            <w:shd w:fill="F5F7FA" w:val="clear"/>
             <w:tcMar>
               <w:top w:type="dxa" w:w="80"/>
               <w:left w:type="dxa" w:w="110"/>
@@ -13129,6 +13206,7 @@
         <w:tc>
           <w:tcPr>
             <w:tcW w:type="dxa" w:w="500"/>
+            <w:shd w:fill="F5F7FA" w:val="clear"/>
             <w:tcMar>
               <w:top w:type="dxa" w:w="80"/>
               <w:left w:type="dxa" w:w="110"/>
@@ -13154,6 +13232,7 @@
         <w:tc>
           <w:tcPr>
             <w:tcW w:type="dxa" w:w="3500"/>
+            <w:shd w:fill="F5F7FA" w:val="clear"/>
             <w:tcMar>
               <w:top w:type="dxa" w:w="80"/>
               <w:left w:type="dxa" w:w="110"/>
@@ -13179,6 +13258,7 @@
         <w:tc>
           <w:tcPr>
             <w:tcW w:type="dxa" w:w="5000"/>
+            <w:shd w:fill="F5F7FA" w:val="clear"/>
             <w:tcMar>
               <w:top w:type="dxa" w:w="80"/>
               <w:left w:type="dxa" w:w="110"/>
@@ -13206,7 +13286,6 @@
         <w:tc>
           <w:tcPr>
             <w:tcW w:type="dxa" w:w="500"/>
-            <w:shd w:fill="F5F7FA" w:val="clear"/>
             <w:tcMar>
               <w:top w:type="dxa" w:w="80"/>
               <w:left w:type="dxa" w:w="110"/>
@@ -13232,7 +13311,6 @@
         <w:tc>
           <w:tcPr>
             <w:tcW w:type="dxa" w:w="3500"/>
-            <w:shd w:fill="F5F7FA" w:val="clear"/>
             <w:tcMar>
               <w:top w:type="dxa" w:w="80"/>
               <w:left w:type="dxa" w:w="110"/>
@@ -13258,7 +13336,6 @@
         <w:tc>
           <w:tcPr>
             <w:tcW w:type="dxa" w:w="5000"/>
-            <w:shd w:fill="F5F7FA" w:val="clear"/>
             <w:tcMar>
               <w:top w:type="dxa" w:w="80"/>
               <w:left w:type="dxa" w:w="110"/>
@@ -13286,6 +13363,7 @@
         <w:tc>
           <w:tcPr>
             <w:tcW w:type="dxa" w:w="500"/>
+            <w:shd w:fill="F5F7FA" w:val="clear"/>
             <w:tcMar>
               <w:top w:type="dxa" w:w="80"/>
               <w:left w:type="dxa" w:w="110"/>
@@ -13311,6 +13389,7 @@
         <w:tc>
           <w:tcPr>
             <w:tcW w:type="dxa" w:w="3500"/>
+            <w:shd w:fill="F5F7FA" w:val="clear"/>
             <w:tcMar>
               <w:top w:type="dxa" w:w="80"/>
               <w:left w:type="dxa" w:w="110"/>
@@ -13336,6 +13415,7 @@
         <w:tc>
           <w:tcPr>
             <w:tcW w:type="dxa" w:w="5000"/>
+            <w:shd w:fill="F5F7FA" w:val="clear"/>
             <w:tcMar>
               <w:top w:type="dxa" w:w="80"/>
               <w:left w:type="dxa" w:w="110"/>
@@ -13363,7 +13443,6 @@
         <w:tc>
           <w:tcPr>
             <w:tcW w:type="dxa" w:w="500"/>
-            <w:shd w:fill="F5F7FA" w:val="clear"/>
             <w:tcMar>
               <w:top w:type="dxa" w:w="80"/>
               <w:left w:type="dxa" w:w="110"/>
@@ -13389,7 +13468,6 @@
         <w:tc>
           <w:tcPr>
             <w:tcW w:type="dxa" w:w="3500"/>
-            <w:shd w:fill="F5F7FA" w:val="clear"/>
             <w:tcMar>
               <w:top w:type="dxa" w:w="80"/>
               <w:left w:type="dxa" w:w="110"/>
@@ -13415,7 +13493,6 @@
         <w:tc>
           <w:tcPr>
             <w:tcW w:type="dxa" w:w="5000"/>
-            <w:shd w:fill="F5F7FA" w:val="clear"/>
             <w:tcMar>
               <w:top w:type="dxa" w:w="80"/>
               <w:left w:type="dxa" w:w="110"/>
@@ -13443,6 +13520,7 @@
         <w:tc>
           <w:tcPr>
             <w:tcW w:type="dxa" w:w="500"/>
+            <w:shd w:fill="F5F7FA" w:val="clear"/>
             <w:tcMar>
               <w:top w:type="dxa" w:w="80"/>
               <w:left w:type="dxa" w:w="110"/>
@@ -13468,6 +13546,7 @@
         <w:tc>
           <w:tcPr>
             <w:tcW w:type="dxa" w:w="3500"/>
+            <w:shd w:fill="F5F7FA" w:val="clear"/>
             <w:tcMar>
               <w:top w:type="dxa" w:w="80"/>
               <w:left w:type="dxa" w:w="110"/>
@@ -13493,6 +13572,7 @@
         <w:tc>
           <w:tcPr>
             <w:tcW w:type="dxa" w:w="5000"/>
+            <w:shd w:fill="F5F7FA" w:val="clear"/>
             <w:tcMar>
               <w:top w:type="dxa" w:w="80"/>
               <w:left w:type="dxa" w:w="110"/>
@@ -13520,7 +13600,6 @@
         <w:tc>
           <w:tcPr>
             <w:tcW w:type="dxa" w:w="500"/>
-            <w:shd w:fill="F5F7FA" w:val="clear"/>
             <w:tcMar>
               <w:top w:type="dxa" w:w="80"/>
               <w:left w:type="dxa" w:w="110"/>
@@ -13546,7 +13625,6 @@
         <w:tc>
           <w:tcPr>
             <w:tcW w:type="dxa" w:w="3500"/>
-            <w:shd w:fill="F5F7FA" w:val="clear"/>
             <w:tcMar>
               <w:top w:type="dxa" w:w="80"/>
               <w:left w:type="dxa" w:w="110"/>
@@ -13572,7 +13650,6 @@
         <w:tc>
           <w:tcPr>
             <w:tcW w:type="dxa" w:w="5000"/>
-            <w:shd w:fill="F5F7FA" w:val="clear"/>
             <w:tcMar>
               <w:top w:type="dxa" w:w="80"/>
               <w:left w:type="dxa" w:w="110"/>
@@ -13600,6 +13677,7 @@
         <w:tc>
           <w:tcPr>
             <w:tcW w:type="dxa" w:w="500"/>
+            <w:shd w:fill="F5F7FA" w:val="clear"/>
             <w:tcMar>
               <w:top w:type="dxa" w:w="80"/>
               <w:left w:type="dxa" w:w="110"/>
@@ -13625,6 +13703,7 @@
         <w:tc>
           <w:tcPr>
             <w:tcW w:type="dxa" w:w="3500"/>
+            <w:shd w:fill="F5F7FA" w:val="clear"/>
             <w:tcMar>
               <w:top w:type="dxa" w:w="80"/>
               <w:left w:type="dxa" w:w="110"/>
@@ -13650,6 +13729,7 @@
         <w:tc>
           <w:tcPr>
             <w:tcW w:type="dxa" w:w="5000"/>
+            <w:shd w:fill="F5F7FA" w:val="clear"/>
             <w:tcMar>
               <w:top w:type="dxa" w:w="80"/>
               <w:left w:type="dxa" w:w="110"/>
@@ -13677,7 +13757,6 @@
         <w:tc>
           <w:tcPr>
             <w:tcW w:type="dxa" w:w="500"/>
-            <w:shd w:fill="F5F7FA" w:val="clear"/>
             <w:tcMar>
               <w:top w:type="dxa" w:w="80"/>
               <w:left w:type="dxa" w:w="110"/>
@@ -13703,7 +13782,6 @@
         <w:tc>
           <w:tcPr>
             <w:tcW w:type="dxa" w:w="3500"/>
-            <w:shd w:fill="F5F7FA" w:val="clear"/>
             <w:tcMar>
               <w:top w:type="dxa" w:w="80"/>
               <w:left w:type="dxa" w:w="110"/>
@@ -13729,7 +13807,6 @@
         <w:tc>
           <w:tcPr>
             <w:tcW w:type="dxa" w:w="5000"/>
-            <w:shd w:fill="F5F7FA" w:val="clear"/>
             <w:tcMar>
               <w:top w:type="dxa" w:w="80"/>
               <w:left w:type="dxa" w:w="110"/>
@@ -17464,7 +17541,7 @@
                 <w:sz w:val="19"/>
                 <w:szCs w:val="19"/>
               </w:rPr>
-              <w:t xml:space="preserve">書類からダウンロード・印刷できない</w:t>
+              <w:t xml:space="preserve">書類の大半のセルが編集できない</w:t>
             </w:r>
           </w:p>
         </w:tc>
@@ -17489,21 +17566,21 @@
                 <w:sz w:val="19"/>
                 <w:szCs w:val="19"/>
               </w:rPr>
-              <w:t xml:space="preserve">仕様。PDF化はサイドバーの「PDF出力」に一本化している。</w:t>
-            </w:r>
-          </w:p>
-          <w:p>
-            <w:pPr>
-              <w:spacing w:after="0"/>
-            </w:pPr>
-            <w:r>
-              <w:rPr>
-                <w:b w:val="false"/>
-                <w:bCs w:val="false"/>
-                <w:sz w:val="19"/>
-                <w:szCs w:val="19"/>
-              </w:rPr>
-              <w:t xml:space="preserve">閲覧権限の利用者に対してのみ制限され、オーナーは従来どおり操作できる</w:t>
+              <w:t xml:space="preserve">仕様。作成時に「入力する範囲以外は編集不可」のロックを掛けている（第12章12.5のDOC_EDITABLE_RANGES）。</w:t>
+            </w:r>
+          </w:p>
+          <w:p>
+            <w:pPr>
+              <w:spacing w:after="0"/>
+            </w:pPr>
+            <w:r>
+              <w:rPr>
+                <w:b w:val="false"/>
+                <w:bCs w:val="false"/>
+                <w:sz w:val="19"/>
+                <w:szCs w:val="19"/>
+              </w:rPr>
+              <w:t xml:space="preserve">編集範囲を変えたい場合はこの設定を修正し、以後に作成される書類から反映される</w:t>
             </w:r>
           </w:p>
         </w:tc>
@@ -17531,6 +17608,73 @@
                 <w:sz w:val="19"/>
                 <w:szCs w:val="19"/>
               </w:rPr>
+              <w:t xml:space="preserve">ロック時の警告文を変えたい</w:t>
+            </w:r>
+          </w:p>
+        </w:tc>
+        <w:tc>
+          <w:tcPr>
+            <w:tcW w:type="dxa" w:w="6400"/>
+            <w:shd w:fill="F5F7FA" w:val="clear"/>
+            <w:tcMar>
+              <w:top w:type="dxa" w:w="80"/>
+              <w:left w:type="dxa" w:w="110"/>
+              <w:bottom w:type="dxa" w:w="80"/>
+              <w:right w:type="dxa" w:w="110"/>
+            </w:tcMar>
+          </w:tcPr>
+          <w:p>
+            <w:pPr>
+              <w:spacing w:after="0"/>
+            </w:pPr>
+            <w:r>
+              <w:rPr>
+                <w:b w:val="false"/>
+                <w:bCs w:val="false"/>
+                <w:sz w:val="19"/>
+                <w:szCs w:val="19"/>
+              </w:rPr>
+              <w:t xml:space="preserve">Googleが表示する警告文は固定でAPIから変更できない。DOC_LOCK_MESSAGE は</w:t>
+            </w:r>
+          </w:p>
+          <w:p>
+            <w:pPr>
+              <w:spacing w:after="0"/>
+            </w:pPr>
+            <w:r>
+              <w:rPr>
+                <w:b w:val="false"/>
+                <w:bCs w:val="false"/>
+                <w:sz w:val="19"/>
+                <w:szCs w:val="19"/>
+              </w:rPr>
+              <w:t xml:space="preserve">シート保護の説明として設定され、「保護されているシートと範囲」の一覧に表示される</w:t>
+            </w:r>
+          </w:p>
+        </w:tc>
+      </w:tr>
+      <w:tr>
+        <w:tc>
+          <w:tcPr>
+            <w:tcW w:type="dxa" w:w="2600"/>
+            <w:tcMar>
+              <w:top w:type="dxa" w:w="80"/>
+              <w:left w:type="dxa" w:w="110"/>
+              <w:bottom w:type="dxa" w:w="80"/>
+              <w:right w:type="dxa" w:w="110"/>
+            </w:tcMar>
+          </w:tcPr>
+          <w:p>
+            <w:pPr>
+              <w:spacing w:after="0"/>
+            </w:pPr>
+            <w:r>
+              <w:rPr>
+                <w:b w:val="false"/>
+                <w:bCs w:val="false"/>
+                <w:sz w:val="19"/>
+                <w:szCs w:val="19"/>
+              </w:rPr>
               <w:t xml:space="preserve">「スクリプトプロパティが設定されていません」</w:t>
             </w:r>
           </w:p>
@@ -17538,7 +17682,6 @@
         <w:tc>
           <w:tcPr>
             <w:tcW w:type="dxa" w:w="6400"/>
-            <w:shd w:fill="F5F7FA" w:val="clear"/>
             <w:tcMar>
               <w:top w:type="dxa" w:w="80"/>
               <w:left w:type="dxa" w:w="110"/>
@@ -17566,6 +17709,7 @@
         <w:tc>
           <w:tcPr>
             <w:tcW w:type="dxa" w:w="2600"/>
+            <w:shd w:fill="F5F7FA" w:val="clear"/>
             <w:tcMar>
               <w:top w:type="dxa" w:w="80"/>
               <w:left w:type="dxa" w:w="110"/>
@@ -17605,6 +17749,7 @@
         <w:tc>
           <w:tcPr>
             <w:tcW w:type="dxa" w:w="6400"/>
+            <w:shd w:fill="F5F7FA" w:val="clear"/>
             <w:tcMar>
               <w:top w:type="dxa" w:w="80"/>
               <w:left w:type="dxa" w:w="110"/>
@@ -17646,7 +17791,6 @@
         <w:tc>
           <w:tcPr>
             <w:tcW w:type="dxa" w:w="2600"/>
-            <w:shd w:fill="F5F7FA" w:val="clear"/>
             <w:tcMar>
               <w:top w:type="dxa" w:w="80"/>
               <w:left w:type="dxa" w:w="110"/>
@@ -17672,7 +17816,6 @@
         <w:tc>
           <w:tcPr>
             <w:tcW w:type="dxa" w:w="6400"/>
-            <w:shd w:fill="F5F7FA" w:val="clear"/>
             <w:tcMar>
               <w:top w:type="dxa" w:w="80"/>
               <w:left w:type="dxa" w:w="110"/>
@@ -17714,6 +17857,7 @@
         <w:tc>
           <w:tcPr>
             <w:tcW w:type="dxa" w:w="2600"/>
+            <w:shd w:fill="F5F7FA" w:val="clear"/>
             <w:tcMar>
               <w:top w:type="dxa" w:w="80"/>
               <w:left w:type="dxa" w:w="110"/>
@@ -17739,6 +17883,7 @@
         <w:tc>
           <w:tcPr>
             <w:tcW w:type="dxa" w:w="6400"/>
+            <w:shd w:fill="F5F7FA" w:val="clear"/>
             <w:tcMar>
               <w:top w:type="dxa" w:w="80"/>
               <w:left w:type="dxa" w:w="110"/>
@@ -17766,7 +17911,6 @@
         <w:tc>
           <w:tcPr>
             <w:tcW w:type="dxa" w:w="2600"/>
-            <w:shd w:fill="F5F7FA" w:val="clear"/>
             <w:tcMar>
               <w:top w:type="dxa" w:w="80"/>
               <w:left w:type="dxa" w:w="110"/>
@@ -17792,7 +17936,6 @@
         <w:tc>
           <w:tcPr>
             <w:tcW w:type="dxa" w:w="6400"/>
-            <w:shd w:fill="F5F7FA" w:val="clear"/>
             <w:tcMar>
               <w:top w:type="dxa" w:w="80"/>
               <w:left w:type="dxa" w:w="110"/>
@@ -17820,6 +17963,7 @@
         <w:tc>
           <w:tcPr>
             <w:tcW w:type="dxa" w:w="2600"/>
+            <w:shd w:fill="F5F7FA" w:val="clear"/>
             <w:tcMar>
               <w:top w:type="dxa" w:w="80"/>
               <w:left w:type="dxa" w:w="110"/>
@@ -17845,6 +17989,7 @@
         <w:tc>
           <w:tcPr>
             <w:tcW w:type="dxa" w:w="6400"/>
+            <w:shd w:fill="F5F7FA" w:val="clear"/>
             <w:tcMar>
               <w:top w:type="dxa" w:w="80"/>
               <w:left w:type="dxa" w:w="110"/>
@@ -17886,7 +18031,6 @@
         <w:tc>
           <w:tcPr>
             <w:tcW w:type="dxa" w:w="2600"/>
-            <w:shd w:fill="F5F7FA" w:val="clear"/>
             <w:tcMar>
               <w:top w:type="dxa" w:w="80"/>
               <w:left w:type="dxa" w:w="110"/>
@@ -17912,7 +18056,6 @@
         <w:tc>
           <w:tcPr>
             <w:tcW w:type="dxa" w:w="6400"/>
-            <w:shd w:fill="F5F7FA" w:val="clear"/>
             <w:tcMar>
               <w:top w:type="dxa" w:w="80"/>
               <w:left w:type="dxa" w:w="110"/>
@@ -17954,6 +18097,7 @@
         <w:tc>
           <w:tcPr>
             <w:tcW w:type="dxa" w:w="2600"/>
+            <w:shd w:fill="F5F7FA" w:val="clear"/>
             <w:tcMar>
               <w:top w:type="dxa" w:w="80"/>
               <w:left w:type="dxa" w:w="110"/>
@@ -17979,6 +18123,7 @@
         <w:tc>
           <w:tcPr>
             <w:tcW w:type="dxa" w:w="6400"/>
+            <w:shd w:fill="F5F7FA" w:val="clear"/>
             <w:tcMar>
               <w:top w:type="dxa" w:w="80"/>
               <w:left w:type="dxa" w:w="110"/>
@@ -18020,7 +18165,6 @@
         <w:tc>
           <w:tcPr>
             <w:tcW w:type="dxa" w:w="2600"/>
-            <w:shd w:fill="F5F7FA" w:val="clear"/>
             <w:tcMar>
               <w:top w:type="dxa" w:w="80"/>
               <w:left w:type="dxa" w:w="110"/>
@@ -18046,7 +18190,6 @@
         <w:tc>
           <w:tcPr>
             <w:tcW w:type="dxa" w:w="6400"/>
-            <w:shd w:fill="F5F7FA" w:val="clear"/>
             <w:tcMar>
               <w:top w:type="dxa" w:w="80"/>
               <w:left w:type="dxa" w:w="110"/>
@@ -18074,6 +18217,7 @@
         <w:tc>
           <w:tcPr>
             <w:tcW w:type="dxa" w:w="2600"/>
+            <w:shd w:fill="F5F7FA" w:val="clear"/>
             <w:tcMar>
               <w:top w:type="dxa" w:w="80"/>
               <w:left w:type="dxa" w:w="110"/>
@@ -18099,6 +18243,7 @@
         <w:tc>
           <w:tcPr>
             <w:tcW w:type="dxa" w:w="6400"/>
+            <w:shd w:fill="F5F7FA" w:val="clear"/>
             <w:tcMar>
               <w:top w:type="dxa" w:w="80"/>
               <w:left w:type="dxa" w:w="110"/>

--- a/docs/初期設定マニュアル_v2.3.docx
+++ b/docs/初期設定マニュアル_v2.3.docx
@@ -14181,6 +14181,59 @@
                 <w:sz w:val="19"/>
                 <w:szCs w:val="19"/>
               </w:rPr>
+              <w:t xml:space="preserve">自動実行の条件</w:t>
+            </w:r>
+          </w:p>
+        </w:tc>
+        <w:tc>
+          <w:tcPr>
+            <w:tcW w:type="dxa" w:w="6800"/>
+            <w:shd w:fill="F5F7FA" w:val="clear"/>
+            <w:tcMar>
+              <w:top w:type="dxa" w:w="80"/>
+              <w:left w:type="dxa" w:w="110"/>
+              <w:bottom w:type="dxa" w:w="80"/>
+              <w:right w:type="dxa" w:w="110"/>
+            </w:tcMar>
+          </w:tcPr>
+          <w:p>
+            <w:pPr>
+              <w:spacing w:after="0"/>
+            </w:pPr>
+            <w:r>
+              <w:rPr>
+                <w:b w:val="false"/>
+                <w:bCs w:val="false"/>
+                <w:sz w:val="19"/>
+                <w:szCs w:val="19"/>
+              </w:rPr>
+              <w:t xml:space="preserve">その期の案件がすべて完了（最終承認または中止）し、そこから1日が経過していること</w:t>
+            </w:r>
+          </w:p>
+        </w:tc>
+      </w:tr>
+      <w:tr>
+        <w:tc>
+          <w:tcPr>
+            <w:tcW w:type="dxa" w:w="2200"/>
+            <w:tcMar>
+              <w:top w:type="dxa" w:w="80"/>
+              <w:left w:type="dxa" w:w="110"/>
+              <w:bottom w:type="dxa" w:w="80"/>
+              <w:right w:type="dxa" w:w="110"/>
+            </w:tcMar>
+          </w:tcPr>
+          <w:p>
+            <w:pPr>
+              <w:spacing w:after="0"/>
+            </w:pPr>
+            <w:r>
+              <w:rPr>
+                <w:b w:val="false"/>
+                <w:bCs w:val="false"/>
+                <w:sz w:val="19"/>
+                <w:szCs w:val="19"/>
+              </w:rPr>
               <w:t xml:space="preserve">安全策1</w:t>
             </w:r>
           </w:p>
@@ -14188,7 +14241,6 @@
         <w:tc>
           <w:tcPr>
             <w:tcW w:type="dxa" w:w="6800"/>
-            <w:shd w:fill="F5F7FA" w:val="clear"/>
             <w:tcMar>
               <w:top w:type="dxa" w:w="80"/>
               <w:left w:type="dxa" w:w="110"/>
@@ -14216,6 +14268,7 @@
         <w:tc>
           <w:tcPr>
             <w:tcW w:type="dxa" w:w="2200"/>
+            <w:shd w:fill="F5F7FA" w:val="clear"/>
             <w:tcMar>
               <w:top w:type="dxa" w:w="80"/>
               <w:left w:type="dxa" w:w="110"/>
@@ -14241,6 +14294,7 @@
         <w:tc>
           <w:tcPr>
             <w:tcW w:type="dxa" w:w="6800"/>
+            <w:shd w:fill="F5F7FA" w:val="clear"/>
             <w:tcMar>
               <w:top w:type="dxa" w:w="80"/>
               <w:left w:type="dxa" w:w="110"/>
@@ -14260,6 +14314,58 @@
                 <w:szCs w:val="19"/>
               </w:rPr>
               <w:t xml:space="preserve">表示シートに案件が残っている期は自動アーカイブせず、操作ログに記録する</w:t>
+            </w:r>
+          </w:p>
+        </w:tc>
+      </w:tr>
+      <w:tr>
+        <w:tc>
+          <w:tcPr>
+            <w:tcW w:type="dxa" w:w="2200"/>
+            <w:tcMar>
+              <w:top w:type="dxa" w:w="80"/>
+              <w:left w:type="dxa" w:w="110"/>
+              <w:bottom w:type="dxa" w:w="80"/>
+              <w:right w:type="dxa" w:w="110"/>
+            </w:tcMar>
+          </w:tcPr>
+          <w:p>
+            <w:pPr>
+              <w:spacing w:after="0"/>
+            </w:pPr>
+            <w:r>
+              <w:rPr>
+                <w:b w:val="false"/>
+                <w:bCs w:val="false"/>
+                <w:sz w:val="19"/>
+                <w:szCs w:val="19"/>
+              </w:rPr>
+              <w:t xml:space="preserve">安全策3</w:t>
+            </w:r>
+          </w:p>
+        </w:tc>
+        <w:tc>
+          <w:tcPr>
+            <w:tcW w:type="dxa" w:w="6800"/>
+            <w:tcMar>
+              <w:top w:type="dxa" w:w="80"/>
+              <w:left w:type="dxa" w:w="110"/>
+              <w:bottom w:type="dxa" w:w="80"/>
+              <w:right w:type="dxa" w:w="110"/>
+            </w:tcMar>
+          </w:tcPr>
+          <w:p>
+            <w:pPr>
+              <w:spacing w:after="0"/>
+            </w:pPr>
+            <w:r>
+              <w:rPr>
+                <w:b w:val="false"/>
+                <w:bCs w:val="false"/>
+                <w:sz w:val="19"/>
+                <w:szCs w:val="19"/>
+              </w:rPr>
+              <w:t xml:space="preserve">全案件が完了した当日は退避せず1日待つ（最終承認の取り消しができる猶予を残すため）</w:t>
             </w:r>
           </w:p>
         </w:tc>
@@ -14338,7 +14444,7 @@
               <w:spacing w:after="40"/>
             </w:pPr>
             <w:r>
-              <w:t xml:space="preserve">期をまたいで進行中の案件がある場合は自動アーカイブが見送られます。案件を完了または中止すれば</w:t>
+              <w:t xml:space="preserve">期をまたいで進行中の案件がある場合は自動アーカイブが見送られます。案件を完了または中止すると、</w:t>
             </w:r>
           </w:p>
           <w:p>
@@ -14346,7 +14452,7 @@
               <w:spacing w:after="40"/>
             </w:pPr>
             <w:r>
-              <w:t xml:space="preserve">翌日以降の自動処理で退避されます。急ぐ場合はメニューから手動実行してください</w:t>
+              <w:t xml:space="preserve">その翌日の自動処理で退避されます（完了した当日は、最終承認の取り消しができるよう1日待ちます）。</w:t>
             </w:r>
           </w:p>
           <w:p>
@@ -14354,7 +14460,15 @@
               <w:spacing w:after="40"/>
             </w:pPr>
             <w:r>
-              <w:t xml:space="preserve">（確認ダイアログに残案件数が表示されます）。</w:t>
+              <w:t xml:space="preserve">猶予期間中に案件が戻された場合は、改めて全件完了した日から数え直します。</w:t>
+            </w:r>
+          </w:p>
+          <w:p>
+            <w:pPr>
+              <w:spacing w:after="40"/>
+            </w:pPr>
+            <w:r>
+              <w:t xml:space="preserve">急ぐ場合はメニューから手動実行してください（猶予を待たずに即座に実行されます）。</w:t>
             </w:r>
           </w:p>
         </w:tc>
@@ -15839,6 +15953,59 @@
                 <w:sz w:val="19"/>
                 <w:szCs w:val="19"/>
               </w:rPr>
+              <w:t xml:space="preserve">アーカイブまでの猶予日数</w:t>
+            </w:r>
+          </w:p>
+        </w:tc>
+        <w:tc>
+          <w:tcPr>
+            <w:tcW w:type="dxa" w:w="6200"/>
+            <w:tcMar>
+              <w:top w:type="dxa" w:w="80"/>
+              <w:left w:type="dxa" w:w="110"/>
+              <w:bottom w:type="dxa" w:w="80"/>
+              <w:right w:type="dxa" w:w="110"/>
+            </w:tcMar>
+          </w:tcPr>
+          <w:p>
+            <w:pPr>
+              <w:spacing w:after="0"/>
+            </w:pPr>
+            <w:r>
+              <w:rPr>
+                <w:b w:val="false"/>
+                <w:bCs w:val="false"/>
+                <w:sz w:val="19"/>
+                <w:szCs w:val="19"/>
+              </w:rPr>
+              <w:t xml:space="preserve">Constants.gs の ARCHIVE_WAIT_DAYS_AFTER_CLOSED（既定1日）</w:t>
+            </w:r>
+          </w:p>
+        </w:tc>
+      </w:tr>
+      <w:tr>
+        <w:tc>
+          <w:tcPr>
+            <w:tcW w:type="dxa" w:w="2800"/>
+            <w:shd w:fill="F5F7FA" w:val="clear"/>
+            <w:tcMar>
+              <w:top w:type="dxa" w:w="80"/>
+              <w:left w:type="dxa" w:w="110"/>
+              <w:bottom w:type="dxa" w:w="80"/>
+              <w:right w:type="dxa" w:w="110"/>
+            </w:tcMar>
+          </w:tcPr>
+          <w:p>
+            <w:pPr>
+              <w:spacing w:after="0"/>
+            </w:pPr>
+            <w:r>
+              <w:rPr>
+                <w:b w:val="false"/>
+                <w:bCs w:val="false"/>
+                <w:sz w:val="19"/>
+                <w:szCs w:val="19"/>
+              </w:rPr>
               <w:t xml:space="preserve">終了予定・請求予定の月範囲</w:t>
             </w:r>
           </w:p>
@@ -15846,6 +16013,7 @@
         <w:tc>
           <w:tcPr>
             <w:tcW w:type="dxa" w:w="6200"/>
+            <w:shd w:fill="F5F7FA" w:val="clear"/>
             <w:tcMar>
               <w:top w:type="dxa" w:w="80"/>
               <w:left w:type="dxa" w:w="110"/>
@@ -15873,7 +16041,6 @@
         <w:tc>
           <w:tcPr>
             <w:tcW w:type="dxa" w:w="2800"/>
-            <w:shd w:fill="F5F7FA" w:val="clear"/>
             <w:tcMar>
               <w:top w:type="dxa" w:w="80"/>
               <w:left w:type="dxa" w:w="110"/>
@@ -15899,7 +16066,6 @@
         <w:tc>
           <w:tcPr>
             <w:tcW w:type="dxa" w:w="6200"/>
-            <w:shd w:fill="F5F7FA" w:val="clear"/>
             <w:tcMar>
               <w:top w:type="dxa" w:w="80"/>
               <w:left w:type="dxa" w:w="110"/>
@@ -15927,6 +16093,7 @@
         <w:tc>
           <w:tcPr>
             <w:tcW w:type="dxa" w:w="2800"/>
+            <w:shd w:fill="F5F7FA" w:val="clear"/>
             <w:tcMar>
               <w:top w:type="dxa" w:w="80"/>
               <w:left w:type="dxa" w:w="110"/>
@@ -15952,6 +16119,7 @@
         <w:tc>
           <w:tcPr>
             <w:tcW w:type="dxa" w:w="6200"/>
+            <w:shd w:fill="F5F7FA" w:val="clear"/>
             <w:tcMar>
               <w:top w:type="dxa" w:w="80"/>
               <w:left w:type="dxa" w:w="110"/>
@@ -15979,7 +16147,6 @@
         <w:tc>
           <w:tcPr>
             <w:tcW w:type="dxa" w:w="2800"/>
-            <w:shd w:fill="F5F7FA" w:val="clear"/>
             <w:tcMar>
               <w:top w:type="dxa" w:w="80"/>
               <w:left w:type="dxa" w:w="110"/>
@@ -16005,7 +16172,6 @@
         <w:tc>
           <w:tcPr>
             <w:tcW w:type="dxa" w:w="6200"/>
-            <w:shd w:fill="F5F7FA" w:val="clear"/>
             <w:tcMar>
               <w:top w:type="dxa" w:w="80"/>
               <w:left w:type="dxa" w:w="110"/>
@@ -16033,6 +16199,7 @@
         <w:tc>
           <w:tcPr>
             <w:tcW w:type="dxa" w:w="2800"/>
+            <w:shd w:fill="F5F7FA" w:val="clear"/>
             <w:tcMar>
               <w:top w:type="dxa" w:w="80"/>
               <w:left w:type="dxa" w:w="110"/>
@@ -16058,6 +16225,7 @@
         <w:tc>
           <w:tcPr>
             <w:tcW w:type="dxa" w:w="6200"/>
+            <w:shd w:fill="F5F7FA" w:val="clear"/>
             <w:tcMar>
               <w:top w:type="dxa" w:w="80"/>
               <w:left w:type="dxa" w:w="110"/>
@@ -16085,7 +16253,6 @@
         <w:tc>
           <w:tcPr>
             <w:tcW w:type="dxa" w:w="2800"/>
-            <w:shd w:fill="F5F7FA" w:val="clear"/>
             <w:tcMar>
               <w:top w:type="dxa" w:w="80"/>
               <w:left w:type="dxa" w:w="110"/>
@@ -16111,7 +16278,6 @@
         <w:tc>
           <w:tcPr>
             <w:tcW w:type="dxa" w:w="6200"/>
-            <w:shd w:fill="F5F7FA" w:val="clear"/>
             <w:tcMar>
               <w:top w:type="dxa" w:w="80"/>
               <w:left w:type="dxa" w:w="110"/>
@@ -16139,6 +16305,7 @@
         <w:tc>
           <w:tcPr>
             <w:tcW w:type="dxa" w:w="2800"/>
+            <w:shd w:fill="F5F7FA" w:val="clear"/>
             <w:tcMar>
               <w:top w:type="dxa" w:w="80"/>
               <w:left w:type="dxa" w:w="110"/>
@@ -16164,6 +16331,7 @@
         <w:tc>
           <w:tcPr>
             <w:tcW w:type="dxa" w:w="6200"/>
+            <w:shd w:fill="F5F7FA" w:val="clear"/>
             <w:tcMar>
               <w:top w:type="dxa" w:w="80"/>
               <w:left w:type="dxa" w:w="110"/>
@@ -16191,7 +16359,6 @@
         <w:tc>
           <w:tcPr>
             <w:tcW w:type="dxa" w:w="2800"/>
-            <w:shd w:fill="F5F7FA" w:val="clear"/>
             <w:tcMar>
               <w:top w:type="dxa" w:w="80"/>
               <w:left w:type="dxa" w:w="110"/>
@@ -16217,7 +16384,6 @@
         <w:tc>
           <w:tcPr>
             <w:tcW w:type="dxa" w:w="6200"/>
-            <w:shd w:fill="F5F7FA" w:val="clear"/>
             <w:tcMar>
               <w:top w:type="dxa" w:w="80"/>
               <w:left w:type="dxa" w:w="110"/>
@@ -16245,6 +16411,7 @@
         <w:tc>
           <w:tcPr>
             <w:tcW w:type="dxa" w:w="2800"/>
+            <w:shd w:fill="F5F7FA" w:val="clear"/>
             <w:tcMar>
               <w:top w:type="dxa" w:w="80"/>
               <w:left w:type="dxa" w:w="110"/>
@@ -16270,6 +16437,7 @@
         <w:tc>
           <w:tcPr>
             <w:tcW w:type="dxa" w:w="6200"/>
+            <w:shd w:fill="F5F7FA" w:val="clear"/>
             <w:tcMar>
               <w:top w:type="dxa" w:w="80"/>
               <w:left w:type="dxa" w:w="110"/>
@@ -16297,7 +16465,6 @@
         <w:tc>
           <w:tcPr>
             <w:tcW w:type="dxa" w:w="2800"/>
-            <w:shd w:fill="F5F7FA" w:val="clear"/>
             <w:tcMar>
               <w:top w:type="dxa" w:w="80"/>
               <w:left w:type="dxa" w:w="110"/>
@@ -16323,7 +16490,6 @@
         <w:tc>
           <w:tcPr>
             <w:tcW w:type="dxa" w:w="6200"/>
-            <w:shd w:fill="F5F7FA" w:val="clear"/>
             <w:tcMar>
               <w:top w:type="dxa" w:w="80"/>
               <w:left w:type="dxa" w:w="110"/>
@@ -16351,6 +16517,7 @@
         <w:tc>
           <w:tcPr>
             <w:tcW w:type="dxa" w:w="2800"/>
+            <w:shd w:fill="F5F7FA" w:val="clear"/>
             <w:tcMar>
               <w:top w:type="dxa" w:w="80"/>
               <w:left w:type="dxa" w:w="110"/>
@@ -16376,6 +16543,7 @@
         <w:tc>
           <w:tcPr>
             <w:tcW w:type="dxa" w:w="6200"/>
+            <w:shd w:fill="F5F7FA" w:val="clear"/>
             <w:tcMar>
               <w:top w:type="dxa" w:w="80"/>
               <w:left w:type="dxa" w:w="110"/>
@@ -16403,7 +16571,6 @@
         <w:tc>
           <w:tcPr>
             <w:tcW w:type="dxa" w:w="2800"/>
-            <w:shd w:fill="F5F7FA" w:val="clear"/>
             <w:tcMar>
               <w:top w:type="dxa" w:w="80"/>
               <w:left w:type="dxa" w:w="110"/>
@@ -16429,7 +16596,6 @@
         <w:tc>
           <w:tcPr>
             <w:tcW w:type="dxa" w:w="6200"/>
-            <w:shd w:fill="F5F7FA" w:val="clear"/>
             <w:tcMar>
               <w:top w:type="dxa" w:w="80"/>
               <w:left w:type="dxa" w:w="110"/>
@@ -16457,6 +16623,7 @@
         <w:tc>
           <w:tcPr>
             <w:tcW w:type="dxa" w:w="2800"/>
+            <w:shd w:fill="F5F7FA" w:val="clear"/>
             <w:tcMar>
               <w:top w:type="dxa" w:w="80"/>
               <w:left w:type="dxa" w:w="110"/>
@@ -16482,6 +16649,7 @@
         <w:tc>
           <w:tcPr>
             <w:tcW w:type="dxa" w:w="6200"/>
+            <w:shd w:fill="F5F7FA" w:val="clear"/>
             <w:tcMar>
               <w:top w:type="dxa" w:w="80"/>
               <w:left w:type="dxa" w:w="110"/>
@@ -16509,7 +16677,6 @@
         <w:tc>
           <w:tcPr>
             <w:tcW w:type="dxa" w:w="2800"/>
-            <w:shd w:fill="F5F7FA" w:val="clear"/>
             <w:tcMar>
               <w:top w:type="dxa" w:w="80"/>
               <w:left w:type="dxa" w:w="110"/>
@@ -16535,7 +16702,6 @@
         <w:tc>
           <w:tcPr>
             <w:tcW w:type="dxa" w:w="6200"/>
-            <w:shd w:fill="F5F7FA" w:val="clear"/>
             <w:tcMar>
               <w:top w:type="dxa" w:w="80"/>
               <w:left w:type="dxa" w:w="110"/>
